--- a/ReactPrograms/Notes/Day 8a Context API Practical 1.docx
+++ b/ReactPrograms/Notes/Day 8a Context API Practical 1.docx
@@ -111,7 +111,18 @@
           <w:szCs w:val="12"/>
           <w:lang w:eastAsia="en-IN"/>
         </w:rPr>
-        <w:t xml:space="preserve"> { </w:t>
+        <w:t xml:space="preserve"> </w:t>
+      </w:r>
+      <w:proofErr w:type="gramStart"/>
+      <w:r>
+        <w:rPr>
+          <w:rFonts w:ascii="Consolas" w:eastAsia="Times New Roman" w:hAnsi="Consolas" w:cs="Times New Roman"/>
+          <w:color w:val="CCCCCC"/>
+          <w:sz w:val="12"/>
+          <w:szCs w:val="12"/>
+          <w:lang w:eastAsia="en-IN"/>
+        </w:rPr>
+        <w:t xml:space="preserve">{ </w:t>
       </w:r>
       <w:proofErr w:type="spellStart"/>
       <w:r>
@@ -125,6 +136,7 @@
         <w:t>createContext</w:t>
       </w:r>
       <w:proofErr w:type="spellEnd"/>
+      <w:proofErr w:type="gramEnd"/>
       <w:r>
         <w:rPr>
           <w:rFonts w:ascii="Consolas" w:eastAsia="Times New Roman" w:hAnsi="Consolas" w:cs="Times New Roman"/>
@@ -455,7 +467,18 @@
           <w:szCs w:val="12"/>
           <w:lang w:eastAsia="en-IN"/>
         </w:rPr>
-        <w:t xml:space="preserve">, { </w:t>
+        <w:t xml:space="preserve">, </w:t>
+      </w:r>
+      <w:proofErr w:type="gramStart"/>
+      <w:r>
+        <w:rPr>
+          <w:rFonts w:ascii="Consolas" w:eastAsia="Times New Roman" w:hAnsi="Consolas" w:cs="Times New Roman"/>
+          <w:color w:val="CCCCCC"/>
+          <w:sz w:val="12"/>
+          <w:szCs w:val="12"/>
+          <w:lang w:eastAsia="en-IN"/>
+        </w:rPr>
+        <w:t xml:space="preserve">{ </w:t>
       </w:r>
       <w:proofErr w:type="spellStart"/>
       <w:r>
@@ -469,6 +492,7 @@
         <w:t>useState</w:t>
       </w:r>
       <w:proofErr w:type="spellEnd"/>
+      <w:proofErr w:type="gramEnd"/>
       <w:r>
         <w:rPr>
           <w:rFonts w:ascii="Consolas" w:eastAsia="Times New Roman" w:hAnsi="Consolas" w:cs="Times New Roman"/>
@@ -585,6 +609,7 @@
         </w:rPr>
         <w:t xml:space="preserve"> </w:t>
       </w:r>
+      <w:proofErr w:type="gramStart"/>
       <w:r>
         <w:rPr>
           <w:rFonts w:ascii="Consolas" w:eastAsia="Times New Roman" w:hAnsi="Consolas" w:cs="Times New Roman"/>
@@ -596,6 +621,7 @@
         <w:t>'./</w:t>
       </w:r>
       <w:proofErr w:type="spellStart"/>
+      <w:proofErr w:type="gramEnd"/>
       <w:r>
         <w:rPr>
           <w:rFonts w:ascii="Consolas" w:eastAsia="Times New Roman" w:hAnsi="Consolas" w:cs="Times New Roman"/>
@@ -788,6 +814,7 @@
         <w:t>[</w:t>
       </w:r>
       <w:proofErr w:type="spellStart"/>
+      <w:proofErr w:type="gramStart"/>
       <w:r>
         <w:rPr>
           <w:rFonts w:ascii="Consolas" w:eastAsia="Times New Roman" w:hAnsi="Consolas" w:cs="Times New Roman"/>
@@ -819,6 +846,7 @@
         <w:t>setUser</w:t>
       </w:r>
       <w:proofErr w:type="spellEnd"/>
+      <w:proofErr w:type="gramEnd"/>
       <w:r>
         <w:rPr>
           <w:rFonts w:ascii="Consolas" w:eastAsia="Times New Roman" w:hAnsi="Consolas" w:cs="Times New Roman"/>
@@ -1140,7 +1168,29 @@
           <w:szCs w:val="12"/>
           <w:lang w:eastAsia="en-IN"/>
         </w:rPr>
-        <w:t xml:space="preserve"> = { user, fruit, car, </w:t>
+        <w:t xml:space="preserve"> = </w:t>
+      </w:r>
+      <w:proofErr w:type="gramStart"/>
+      <w:r>
+        <w:rPr>
+          <w:rFonts w:ascii="Consolas" w:eastAsia="Times New Roman" w:hAnsi="Consolas" w:cs="Times New Roman"/>
+          <w:color w:val="569CD6"/>
+          <w:sz w:val="12"/>
+          <w:szCs w:val="12"/>
+          <w:lang w:eastAsia="en-IN"/>
+        </w:rPr>
+        <w:t>{ user</w:t>
+      </w:r>
+      <w:proofErr w:type="gramEnd"/>
+      <w:r>
+        <w:rPr>
+          <w:rFonts w:ascii="Consolas" w:eastAsia="Times New Roman" w:hAnsi="Consolas" w:cs="Times New Roman"/>
+          <w:color w:val="569CD6"/>
+          <w:sz w:val="12"/>
+          <w:szCs w:val="12"/>
+          <w:lang w:eastAsia="en-IN"/>
+        </w:rPr>
+        <w:t xml:space="preserve">, fruit, car, </w:t>
       </w:r>
       <w:proofErr w:type="spellStart"/>
       <w:r>
@@ -1814,6 +1864,7 @@
         </w:rPr>
         <w:t xml:space="preserve"> </w:t>
       </w:r>
+      <w:proofErr w:type="gramStart"/>
       <w:r>
         <w:rPr>
           <w:rFonts w:ascii="Consolas" w:eastAsia="Times New Roman" w:hAnsi="Consolas" w:cs="Times New Roman"/>
@@ -1822,7 +1873,18 @@
           <w:szCs w:val="12"/>
           <w:lang w:eastAsia="en-IN"/>
         </w:rPr>
-        <w:t>'./components/Homepage'</w:t>
+        <w:t>'./</w:t>
+      </w:r>
+      <w:proofErr w:type="gramEnd"/>
+      <w:r>
+        <w:rPr>
+          <w:rFonts w:ascii="Consolas" w:eastAsia="Times New Roman" w:hAnsi="Consolas" w:cs="Times New Roman"/>
+          <w:color w:val="CE9178"/>
+          <w:sz w:val="12"/>
+          <w:szCs w:val="12"/>
+          <w:lang w:eastAsia="en-IN"/>
+        </w:rPr>
+        <w:t>components/Homepage'</w:t>
       </w:r>
     </w:p>
     <w:p>
@@ -1900,6 +1962,7 @@
         </w:rPr>
         <w:t xml:space="preserve"> </w:t>
       </w:r>
+      <w:proofErr w:type="gramStart"/>
       <w:r>
         <w:rPr>
           <w:rFonts w:ascii="Consolas" w:eastAsia="Times New Roman" w:hAnsi="Consolas" w:cs="Times New Roman"/>
@@ -1908,7 +1971,18 @@
           <w:szCs w:val="12"/>
           <w:lang w:eastAsia="en-IN"/>
         </w:rPr>
-        <w:t>'./contexts/</w:t>
+        <w:t>'./</w:t>
+      </w:r>
+      <w:proofErr w:type="gramEnd"/>
+      <w:r>
+        <w:rPr>
+          <w:rFonts w:ascii="Consolas" w:eastAsia="Times New Roman" w:hAnsi="Consolas" w:cs="Times New Roman"/>
+          <w:color w:val="CE9178"/>
+          <w:sz w:val="12"/>
+          <w:szCs w:val="12"/>
+          <w:lang w:eastAsia="en-IN"/>
+        </w:rPr>
+        <w:t>contexts/</w:t>
       </w:r>
       <w:proofErr w:type="spellStart"/>
       <w:r>
@@ -2205,7 +2279,29 @@
           <w:lang w:eastAsia="en-IN"/>
         </w:rPr>
         <w:tab/>
-        <w:t>//Wrap the components you wish to access the context in the &lt;..Provider&gt;</w:t>
+        <w:t xml:space="preserve">//Wrap the components you wish to access the context in the </w:t>
+      </w:r>
+      <w:proofErr w:type="gramStart"/>
+      <w:r>
+        <w:rPr>
+          <w:rFonts w:ascii="Consolas" w:eastAsia="Times New Roman" w:hAnsi="Consolas" w:cs="Times New Roman"/>
+          <w:color w:val="808080"/>
+          <w:sz w:val="12"/>
+          <w:szCs w:val="12"/>
+          <w:lang w:eastAsia="en-IN"/>
+        </w:rPr>
+        <w:t>&lt;..</w:t>
+      </w:r>
+      <w:proofErr w:type="gramEnd"/>
+      <w:r>
+        <w:rPr>
+          <w:rFonts w:ascii="Consolas" w:eastAsia="Times New Roman" w:hAnsi="Consolas" w:cs="Times New Roman"/>
+          <w:color w:val="808080"/>
+          <w:sz w:val="12"/>
+          <w:szCs w:val="12"/>
+          <w:lang w:eastAsia="en-IN"/>
+        </w:rPr>
+        <w:t>Provider&gt;</w:t>
       </w:r>
     </w:p>
     <w:p>
@@ -2558,7 +2654,18 @@
           <w:szCs w:val="12"/>
           <w:lang w:eastAsia="en-IN"/>
         </w:rPr>
-        <w:t xml:space="preserve">, { </w:t>
+        <w:t xml:space="preserve">, </w:t>
+      </w:r>
+      <w:proofErr w:type="gramStart"/>
+      <w:r>
+        <w:rPr>
+          <w:rFonts w:ascii="Consolas" w:eastAsia="Times New Roman" w:hAnsi="Consolas" w:cs="Times New Roman"/>
+          <w:color w:val="CCCCCC"/>
+          <w:sz w:val="12"/>
+          <w:szCs w:val="12"/>
+          <w:lang w:eastAsia="en-IN"/>
+        </w:rPr>
+        <w:t xml:space="preserve">{ </w:t>
       </w:r>
       <w:proofErr w:type="spellStart"/>
       <w:r>
@@ -2572,6 +2679,7 @@
         <w:t>useContext</w:t>
       </w:r>
       <w:proofErr w:type="spellEnd"/>
+      <w:proofErr w:type="gramEnd"/>
       <w:r>
         <w:rPr>
           <w:rFonts w:ascii="Consolas" w:eastAsia="Times New Roman" w:hAnsi="Consolas" w:cs="Times New Roman"/>
@@ -2688,6 +2796,7 @@
         </w:rPr>
         <w:t xml:space="preserve"> </w:t>
       </w:r>
+      <w:proofErr w:type="gramStart"/>
       <w:r>
         <w:rPr>
           <w:rFonts w:ascii="Consolas" w:eastAsia="Times New Roman" w:hAnsi="Consolas" w:cs="Times New Roman"/>
@@ -2696,7 +2805,18 @@
           <w:szCs w:val="12"/>
           <w:lang w:eastAsia="en-IN"/>
         </w:rPr>
-        <w:t>'../contexts/</w:t>
+        <w:t>'..</w:t>
+      </w:r>
+      <w:proofErr w:type="gramEnd"/>
+      <w:r>
+        <w:rPr>
+          <w:rFonts w:ascii="Consolas" w:eastAsia="Times New Roman" w:hAnsi="Consolas" w:cs="Times New Roman"/>
+          <w:color w:val="CE9178"/>
+          <w:sz w:val="12"/>
+          <w:szCs w:val="12"/>
+          <w:lang w:eastAsia="en-IN"/>
+        </w:rPr>
+        <w:t>/contexts/</w:t>
       </w:r>
       <w:proofErr w:type="spellStart"/>
       <w:r>
@@ -2909,6 +3029,7 @@
         <w:t>=</w:t>
       </w:r>
       <w:proofErr w:type="spellStart"/>
+      <w:proofErr w:type="gramStart"/>
       <w:r>
         <w:rPr>
           <w:rFonts w:ascii="Consolas" w:eastAsia="Times New Roman" w:hAnsi="Consolas" w:cs="Times New Roman"/>
@@ -2931,6 +3052,7 @@
         <w:t>(</w:t>
       </w:r>
       <w:proofErr w:type="spellStart"/>
+      <w:proofErr w:type="gramEnd"/>
       <w:r>
         <w:rPr>
           <w:rFonts w:ascii="Consolas" w:eastAsia="Times New Roman" w:hAnsi="Consolas" w:cs="Times New Roman"/>
@@ -3105,6 +3227,7 @@
         </w:rPr>
         <w:t xml:space="preserve">Hi </w:t>
       </w:r>
+      <w:proofErr w:type="gramStart"/>
       <w:r>
         <w:rPr>
           <w:rFonts w:ascii="Consolas" w:eastAsia="Times New Roman" w:hAnsi="Consolas" w:cs="Times New Roman"/>
@@ -3157,6 +3280,7 @@
         <w:t>fruit</w:t>
       </w:r>
       <w:proofErr w:type="spellEnd"/>
+      <w:proofErr w:type="gramEnd"/>
       <w:r>
         <w:rPr>
           <w:rFonts w:ascii="Consolas" w:eastAsia="Times New Roman" w:hAnsi="Consolas" w:cs="Times New Roman"/>
@@ -3282,6 +3406,7 @@
         </w:rPr>
         <w:t xml:space="preserve">Hi </w:t>
       </w:r>
+      <w:proofErr w:type="gramStart"/>
       <w:r>
         <w:rPr>
           <w:rFonts w:ascii="Consolas" w:eastAsia="Times New Roman" w:hAnsi="Consolas" w:cs="Times New Roman"/>
@@ -3334,6 +3459,7 @@
         <w:t>car</w:t>
       </w:r>
       <w:proofErr w:type="spellEnd"/>
+      <w:proofErr w:type="gramEnd"/>
       <w:r>
         <w:rPr>
           <w:rFonts w:ascii="Consolas" w:eastAsia="Times New Roman" w:hAnsi="Consolas" w:cs="Times New Roman"/>
@@ -3438,6 +3564,7 @@
         </w:rPr>
         <w:t xml:space="preserve">Hi </w:t>
       </w:r>
+      <w:proofErr w:type="gramStart"/>
       <w:r>
         <w:rPr>
           <w:rFonts w:ascii="Consolas" w:eastAsia="Times New Roman" w:hAnsi="Consolas" w:cs="Times New Roman"/>
@@ -3489,6 +3616,7 @@
         </w:rPr>
         <w:t>user</w:t>
       </w:r>
+      <w:proofErr w:type="gramEnd"/>
       <w:r>
         <w:rPr>
           <w:rFonts w:ascii="Consolas" w:eastAsia="Times New Roman" w:hAnsi="Consolas" w:cs="Times New Roman"/>
@@ -3728,6 +3856,56 @@
     </w:sectPr>
   </w:body>
 </w:document>
+</file>
+
+<file path=word/endnotes.xml><?xml version="1.0" encoding="utf-8"?>
+<w:endnotes xmlns:wpc="http://schemas.microsoft.com/office/word/2010/wordprocessingCanvas" xmlns:cx="http://schemas.microsoft.com/office/drawing/2014/chartex" xmlns:cx1="http://schemas.microsoft.com/office/drawing/2015/9/8/chartex" xmlns:cx2="http://schemas.microsoft.com/office/drawing/2015/10/21/chartex" xmlns:cx3="http://schemas.microsoft.com/office/drawing/2016/5/9/chartex" xmlns:cx4="http://schemas.microsoft.com/office/drawing/2016/5/10/chartex" xmlns:cx5="http://schemas.microsoft.com/office/drawing/2016/5/11/chartex" xmlns:cx6="http://schemas.microsoft.com/office/drawing/2016/5/12/chartex" xmlns:cx7="http://schemas.microsoft.com/office/drawing/2016/5/13/chartex" xmlns:cx8="http://schemas.microsoft.com/office/drawing/2016/5/14/chartex" xmlns:mc="http://schemas.openxmlformats.org/markup-compatibility/2006" xmlns:aink="http://schemas.microsoft.com/office/drawing/2016/ink" xmlns:am3d="http://schemas.microsoft.com/office/drawing/2017/model3d" xmlns:o="urn:schemas-microsoft-com:office:office" xmlns:r="http://schemas.openxmlformats.org/officeDocument/2006/relationships" xmlns:m="http://schemas.openxmlformats.org/officeDocument/2006/math" xmlns:v="urn:schemas-microsoft-com:vml" xmlns:wp14="http://schemas.microsoft.com/office/word/2010/wordprocessingDrawing" xmlns:wp="http://schemas.openxmlformats.org/drawingml/2006/wordprocessingDrawing" xmlns:w10="urn:schemas-microsoft-com:office:word" xmlns:w="http://schemas.openxmlformats.org/wordprocessingml/2006/main" xmlns:w14="http://schemas.microsoft.com/office/word/2010/wordml" xmlns:w15="http://schemas.microsoft.com/office/word/2012/wordml" xmlns:w16cex="http://schemas.microsoft.com/office/word/2018/wordml/cex" xmlns:w16cid="http://schemas.microsoft.com/office/word/2016/wordml/cid" xmlns:w16="http://schemas.microsoft.com/office/word/2018/wordml" xmlns:w16sdtdh="http://schemas.microsoft.com/office/word/2020/wordml/sdtdatahash" xmlns:w16se="http://schemas.microsoft.com/office/word/2015/wordml/symex" xmlns:wpg="http://schemas.microsoft.com/office/word/2010/wordprocessingGroup" xmlns:wpi="http://schemas.microsoft.com/office/word/2010/wordprocessingInk" xmlns:wne="http://schemas.microsoft.com/office/word/2006/wordml" xmlns:wps="http://schemas.microsoft.com/office/word/2010/wordprocessingShape" mc:Ignorable="w14 w15 w16se w16cid w16 w16cex w16sdtdh wp14">
+  <w:endnote w:type="separator" w:id="-1">
+    <w:p>
+      <w:pPr>
+        <w:spacing w:after="0" w:line="240" w:lineRule="auto"/>
+      </w:pPr>
+      <w:r>
+        <w:separator/>
+      </w:r>
+    </w:p>
+  </w:endnote>
+  <w:endnote w:type="continuationSeparator" w:id="0">
+    <w:p>
+      <w:pPr>
+        <w:spacing w:after="0" w:line="240" w:lineRule="auto"/>
+      </w:pPr>
+      <w:r>
+        <w:continuationSeparator/>
+      </w:r>
+    </w:p>
+  </w:endnote>
+</w:endnotes>
+</file>
+
+<file path=word/footnotes.xml><?xml version="1.0" encoding="utf-8"?>
+<w:footnotes xmlns:wpc="http://schemas.microsoft.com/office/word/2010/wordprocessingCanvas" xmlns:cx="http://schemas.microsoft.com/office/drawing/2014/chartex" xmlns:cx1="http://schemas.microsoft.com/office/drawing/2015/9/8/chartex" xmlns:cx2="http://schemas.microsoft.com/office/drawing/2015/10/21/chartex" xmlns:cx3="http://schemas.microsoft.com/office/drawing/2016/5/9/chartex" xmlns:cx4="http://schemas.microsoft.com/office/drawing/2016/5/10/chartex" xmlns:cx5="http://schemas.microsoft.com/office/drawing/2016/5/11/chartex" xmlns:cx6="http://schemas.microsoft.com/office/drawing/2016/5/12/chartex" xmlns:cx7="http://schemas.microsoft.com/office/drawing/2016/5/13/chartex" xmlns:cx8="http://schemas.microsoft.com/office/drawing/2016/5/14/chartex" xmlns:mc="http://schemas.openxmlformats.org/markup-compatibility/2006" xmlns:aink="http://schemas.microsoft.com/office/drawing/2016/ink" xmlns:am3d="http://schemas.microsoft.com/office/drawing/2017/model3d" xmlns:o="urn:schemas-microsoft-com:office:office" xmlns:r="http://schemas.openxmlformats.org/officeDocument/2006/relationships" xmlns:m="http://schemas.openxmlformats.org/officeDocument/2006/math" xmlns:v="urn:schemas-microsoft-com:vml" xmlns:wp14="http://schemas.microsoft.com/office/word/2010/wordprocessingDrawing" xmlns:wp="http://schemas.openxmlformats.org/drawingml/2006/wordprocessingDrawing" xmlns:w10="urn:schemas-microsoft-com:office:word" xmlns:w="http://schemas.openxmlformats.org/wordprocessingml/2006/main" xmlns:w14="http://schemas.microsoft.com/office/word/2010/wordml" xmlns:w15="http://schemas.microsoft.com/office/word/2012/wordml" xmlns:w16cex="http://schemas.microsoft.com/office/word/2018/wordml/cex" xmlns:w16cid="http://schemas.microsoft.com/office/word/2016/wordml/cid" xmlns:w16="http://schemas.microsoft.com/office/word/2018/wordml" xmlns:w16sdtdh="http://schemas.microsoft.com/office/word/2020/wordml/sdtdatahash" xmlns:w16se="http://schemas.microsoft.com/office/word/2015/wordml/symex" xmlns:wpg="http://schemas.microsoft.com/office/word/2010/wordprocessingGroup" xmlns:wpi="http://schemas.microsoft.com/office/word/2010/wordprocessingInk" xmlns:wne="http://schemas.microsoft.com/office/word/2006/wordml" xmlns:wps="http://schemas.microsoft.com/office/word/2010/wordprocessingShape" mc:Ignorable="w14 w15 w16se w16cid w16 w16cex w16sdtdh wp14">
+  <w:footnote w:type="separator" w:id="-1">
+    <w:p>
+      <w:pPr>
+        <w:spacing w:after="0" w:line="240" w:lineRule="auto"/>
+      </w:pPr>
+      <w:r>
+        <w:separator/>
+      </w:r>
+    </w:p>
+  </w:footnote>
+  <w:footnote w:type="continuationSeparator" w:id="0">
+    <w:p>
+      <w:pPr>
+        <w:spacing w:after="0" w:line="240" w:lineRule="auto"/>
+      </w:pPr>
+      <w:r>
+        <w:continuationSeparator/>
+      </w:r>
+    </w:p>
+  </w:footnote>
+</w:footnotes>
 </file>
 
 <file path=word/numbering.xml><?xml version="1.0" encoding="utf-8"?>
@@ -4264,6 +4442,50 @@
       <w:contextualSpacing/>
     </w:pPr>
   </w:style>
+  <w:style w:type="paragraph" w:styleId="Header">
+    <w:name w:val="header"/>
+    <w:basedOn w:val="Normal"/>
+    <w:link w:val="HeaderChar"/>
+    <w:uiPriority w:val="99"/>
+    <w:unhideWhenUsed/>
+    <w:rsid w:val="008A2553"/>
+    <w:pPr>
+      <w:tabs>
+        <w:tab w:val="center" w:pos="4513"/>
+        <w:tab w:val="right" w:pos="9026"/>
+      </w:tabs>
+      <w:spacing w:after="0" w:line="240" w:lineRule="auto"/>
+    </w:pPr>
+  </w:style>
+  <w:style w:type="character" w:customStyle="1" w:styleId="HeaderChar">
+    <w:name w:val="Header Char"/>
+    <w:basedOn w:val="DefaultParagraphFont"/>
+    <w:link w:val="Header"/>
+    <w:uiPriority w:val="99"/>
+    <w:rsid w:val="008A2553"/>
+  </w:style>
+  <w:style w:type="paragraph" w:styleId="Footer">
+    <w:name w:val="footer"/>
+    <w:basedOn w:val="Normal"/>
+    <w:link w:val="FooterChar"/>
+    <w:uiPriority w:val="99"/>
+    <w:unhideWhenUsed/>
+    <w:rsid w:val="008A2553"/>
+    <w:pPr>
+      <w:tabs>
+        <w:tab w:val="center" w:pos="4513"/>
+        <w:tab w:val="right" w:pos="9026"/>
+      </w:tabs>
+      <w:spacing w:after="0" w:line="240" w:lineRule="auto"/>
+    </w:pPr>
+  </w:style>
+  <w:style w:type="character" w:customStyle="1" w:styleId="FooterChar">
+    <w:name w:val="Footer Char"/>
+    <w:basedOn w:val="DefaultParagraphFont"/>
+    <w:link w:val="Footer"/>
+    <w:uiPriority w:val="99"/>
+    <w:rsid w:val="008A2553"/>
+  </w:style>
 </w:styles>
 </file>
 
